--- a/public/downloads/przykladowa-praca-magisterska-filologia-francuska.docx
+++ b/public/downloads/przykladowa-praca-magisterska-filologia-francuska.docx
@@ -117,7 +117,7 @@
         <w:t xml:space="preserve">: analiza porównawcza podręczników do nauki francuskiego (FLE) pod kątem rozwijania kompetencji interkulturowej, z siatką analizy wyprowadzoną z ESOKJ. Prace z romanistyki pisze się PO FRANCUSKU (stąd francuskie sekcje); polskie adnotacje objaśniają funkcję części — usuń je w swojej pracy. Analiza podręczników to najbardziej wykonalny schemat glottodydaktyczny: materiał leży na półce. Pełne poradniki: praca-magisterska.pl/poradniki/</w:t>
       </w:r>
     </w:p>
-    <w:bookmarkStart w:id="20" w:name="résumé"/>
+    <w:bookmarkStart w:id="9" w:name="_résumé"/>
     <w:p>
       <w:pPr>
         <w:pStyle w:val="Heading1"/>
@@ -160,8 +160,8 @@
         <w:t xml:space="preserve">[Résumé po francusku: przedmiot, rama (ESOKJ/CECRL), siatka analizy z czterema wymiarami, materiał z liczbami (3 podręczniki, 36 jednostek) i wynik z odsetkiem. Uczelnie wymagają zwykle też streszczenia po polsku — sprawdź wytyczne.]</w:t>
       </w:r>
     </w:p>
-    <w:bookmarkEnd w:id="20"/>
-    <w:bookmarkStart w:id="21" w:name="table-des-matières"/>
+    <w:bookmarkEnd w:id="9"/>
+    <w:bookmarkStart w:id="10" w:name="_7e5ff4e051a26b43a0007df425312947052896d"/>
     <w:p>
       <w:pPr>
         <w:pStyle w:val="Heading1"/>
@@ -368,8 +368,8 @@
         <w:t xml:space="preserve"> </w:t>
       </w:r>
     </w:p>
-    <w:bookmarkEnd w:id="21"/>
-    <w:bookmarkStart w:id="24" w:name="chapitre-2.-méthodologie"/>
+    <w:bookmarkEnd w:id="10"/>
+    <w:bookmarkStart w:id="13" w:name="_91fdbc965e658b444593a75c7f82a743e167219"/>
     <w:p>
       <w:pPr>
         <w:pStyle w:val="Heading1"/>
@@ -378,7 +378,7 @@
         <w:t xml:space="preserve">Chapitre 2. Méthodologie</w:t>
       </w:r>
     </w:p>
-    <w:bookmarkStart w:id="22" w:name="corpus-choix-et-présentation-des-manuels"/>
+    <w:bookmarkStart w:id="11" w:name="_71a5b0af943f079f5f26b173eb4b32cae31b48a"/>
     <w:p>
       <w:pPr>
         <w:pStyle w:val="Heading2"/>
@@ -403,8 +403,8 @@
         <w:t xml:space="preserve">[Dobór korpusu podręczników: kryteria (faktyczna obecność w polskiej szkole!), zakres analizy (które komponenty, ile jednostek). Anonimizacja podręczników sigłami M1-M3 jest opcjonalna, ale elegancka — unika wrażenia recenzowania wydawców.]</w:t>
       </w:r>
     </w:p>
-    <w:bookmarkEnd w:id="22"/>
-    <w:bookmarkStart w:id="23" w:name="Xc211012ffc8f6e74bee32eab802528b7f8c6075"/>
+    <w:bookmarkEnd w:id="11"/>
+    <w:bookmarkStart w:id="12" w:name="_c211012ffc8f6e74bee32eab802528b7f8c6075"/>
     <w:p>
       <w:pPr>
         <w:pStyle w:val="Heading2"/>
@@ -429,9 +429,9 @@
         <w:t xml:space="preserve">[Siatka analizy = klucz kategoryzacyjny glottodydaktyki: wymiary → wskaźniki obserwowalne → poziomy. Drugi koder (nauczycielka FLE) i odsetek zgodności — ten sam standard rzetelności co w analizie zawartości mediów.]</w:t>
       </w:r>
     </w:p>
-    <w:bookmarkEnd w:id="23"/>
-    <w:bookmarkEnd w:id="24"/>
-    <w:bookmarkStart w:id="26" w:name="chapitre-3.-analyse-comparative"/>
+    <w:bookmarkEnd w:id="12"/>
+    <w:bookmarkEnd w:id="13"/>
+    <w:bookmarkStart w:id="15" w:name="_6784defec2ea62b5f3b1b2e6803368636291c30"/>
     <w:p>
       <w:pPr>
         <w:pStyle w:val="Heading1"/>
@@ -440,7 +440,7 @@
         <w:t xml:space="preserve">Chapitre 3. Analyse comparative</w:t>
       </w:r>
     </w:p>
-    <w:bookmarkStart w:id="25" w:name="X6d56a1c17ee521008e13501f2546f6a393a5c3a"/>
+    <w:bookmarkStart w:id="14" w:name="_6d56a1c17ee521008e13501f2546f6a393a5c3a"/>
     <w:p>
       <w:pPr>
         <w:pStyle w:val="Heading2"/>
@@ -711,9 +711,9 @@
         <w:t xml:space="preserve">[Tabela porównawcza trzech podręczników według wymiarów siatki — rdzeń wynikowy. W pełnej pracy każdy wymiar dostaje podrozdział z przykładami konkretnych ćwiczeń (numer jednostki i strony) analizowanymi jakościowo.]</w:t>
       </w:r>
     </w:p>
-    <w:bookmarkEnd w:id="25"/>
-    <w:bookmarkEnd w:id="26"/>
-    <w:bookmarkStart w:id="27" w:name="X71f412ca011f562707d460bfcfe4982c6a078fb"/>
+    <w:bookmarkEnd w:id="14"/>
+    <w:bookmarkEnd w:id="15"/>
+    <w:bookmarkStart w:id="16" w:name="_71f412ca011f562707d460bfcfe4982c6a078fb"/>
     <w:p>
       <w:pPr>
         <w:pStyle w:val="Heading1"/>
@@ -730,8 +730,8 @@
         <w:t xml:space="preserve">Les résultats confirment le décalage, signalé dans la littérature, entre les ambitions interculturelles du CECRL et la réalité des manuels : la culture reste principalement un contenu à transmettre plutôt qu’une compétence à construire. L’évolution visible dans M3 suggère toutefois une sensibilité éditoriale croissante. Le mémoire propose en conséquence huit fiches d’exploitation interculturelle adaptées à la classe polonaise, construites sur le matériel existant des trois méthodes (annexe B) — la contribution pratique du travail. Limites : corpus restreint au niveau B1, analyse du manuel sans observation de son usage réel en classe.</w:t>
       </w:r>
     </w:p>
-    <w:bookmarkEnd w:id="27"/>
-    <w:bookmarkStart w:id="31" w:name="bibliographie-sélection"/>
+    <w:bookmarkEnd w:id="16"/>
+    <w:bookmarkStart w:id="21" w:name="_9ccdbf14d9603462e8232e8927a41759f800ab4"/>
     <w:p>
       <w:pPr>
         <w:pStyle w:val="Heading1"/>
@@ -845,7 +845,7 @@
     </w:p>
     <w:p>
       <w:pPr>
-        <w:pStyle w:val="BodyText"/>
+        <w:pStyle w:val="FirstParagraph"/>
       </w:pPr>
       <w:r>
         <w:t xml:space="preserve">Wzór przygotowała redakcja serwisu</w:t>
@@ -873,7 +873,7 @@
           <w:b/>
           <w:bCs/>
         </w:rPr>
-        <w:t xml:space="preserve">Smart-Edu.ai — pierwsza wersja pracy w kilka godzin, nie w kilka miesięcy</w:t>
+        <w:t xml:space="preserve">„Jak napisać pracę magisterską od A do Z” — ebook, 250 stron</w:t>
       </w:r>
     </w:p>
     <w:p>
@@ -881,21 +881,27 @@
         <w:pStyle w:val="Note"/>
       </w:pPr>
       <w:r>
-        <w:t xml:space="preserve">Podajesz temat, kierunek studiów i wytyczne promotora, a sztuczna inteligencja generuje unikalny, gotowy do edycji tekst: z poprawną strukturą rozdziałów, przypisami i bibliografią. Rejestracja jest darmowa, płacisz wyłącznie za wygenerowany tekst.</w:t>
+        <w:t xml:space="preserve">Ten wzór daje gotowy układ. Ebook prowadzi krok po kroku przez każdą część pracy: wybór tematu, rozdział teoretyczny, metodologię, analizę wyników, zakończenie i obronę. Szablony, checklisty i rozdział o etycznym korzystaniu z AI, 39 zł.</w:t>
       </w:r>
     </w:p>
     <w:p>
       <w:pPr>
         <w:pStyle w:val="Note"/>
       </w:pPr>
-      <w:hyperlink r:id="rId28">
+      <w:r>
+        <w:t xml:space="preserve">Rozdział o metodologii badań przejrzysz za darmo:</w:t>
+      </w:r>
+      <w:r>
+        <w:t xml:space="preserve"> </w:t>
+      </w:r>
+      <w:hyperlink r:id="rId17">
         <w:r>
           <w:rPr>
             <w:rStyle w:val="Hyperlink"/>
             <w:b/>
             <w:bCs/>
           </w:rPr>
-          <w:t xml:space="preserve">www.smart-edu.ai/pl/masters-thesis</w:t>
+          <w:t xml:space="preserve">praca-magisterska.pl/sklep/praca-magisterska-ebook/</w:t>
         </w:r>
       </w:hyperlink>
     </w:p>
@@ -904,35 +910,50 @@
         <w:pStyle w:val="BodyText"/>
       </w:pPr>
       <w:r>
-        <w:t xml:space="preserve">Wolisz napisać pracę w pełni samodzielnie? Pomoże Ci ebook</w:t>
-      </w:r>
-      <w:r>
-        <w:t xml:space="preserve"> </w:t>
-      </w:r>
-      <w:r>
-        <w:rPr>
-          <w:b/>
-          <w:bCs/>
-        </w:rPr>
-        <w:t xml:space="preserve">„Jak napisać pracę magisterską. Kompletny przewodnik od A do Z”</w:t>
-      </w:r>
-      <w:r>
-        <w:t xml:space="preserve"> </w:t>
-      </w:r>
-      <w:r>
-        <w:t xml:space="preserve">— 250 stron praktycznych wskazówek, szablonów i checklist, z rozdziałem o etycznym korzystaniu z AI:</w:t>
-      </w:r>
-      <w:r>
-        <w:t xml:space="preserve"> </w:t>
-      </w:r>
-      <w:hyperlink r:id="rId29">
+        <w:t xml:space="preserve">Chcesz zobaczyć, jak wygląda cała praca? Zajrzyj do</w:t>
+      </w:r>
+      <w:r>
+        <w:t xml:space="preserve"> </w:t>
+      </w:r>
+      <w:hyperlink r:id="rId18">
         <w:r>
           <w:rPr>
             <w:rStyle w:val="Hyperlink"/>
           </w:rPr>
-          <w:t xml:space="preserve">www.praca-magisterska.pl/sklep/praca-magisterska-ebook/</w:t>
+          <w:t xml:space="preserve">katalogu gotowych prac wzorcowych</w:t>
         </w:r>
       </w:hyperlink>
+      <w:r>
+        <w:t xml:space="preserve"> </w:t>
+      </w:r>
+      <w:r>
+        <w:t xml:space="preserve">z przypisami i bibliografią (59 zł za pracę).</w:t>
+      </w:r>
+    </w:p>
+    <w:p>
+      <w:pPr>
+        <w:pStyle w:val="BodyText"/>
+      </w:pPr>
+      <w:r>
+        <w:t xml:space="preserve">Generator</w:t>
+      </w:r>
+      <w:r>
+        <w:t xml:space="preserve"> </w:t>
+      </w:r>
+      <w:hyperlink r:id="rId19">
+        <w:r>
+          <w:rPr>
+            <w:rStyle w:val="Hyperlink"/>
+          </w:rPr>
+          <w:t xml:space="preserve">Smart-Edu.ai</w:t>
+        </w:r>
+      </w:hyperlink>
+      <w:r>
+        <w:t xml:space="preserve"> </w:t>
+      </w:r>
+      <w:r>
+        <w:t xml:space="preserve">przygotuje pierwszą wersję tekstu z pomocą sztucznej inteligencji, jeśli wolisz zacząć od szkicu.</w:t>
+      </w:r>
     </w:p>
     <w:p>
       <w:pPr>
@@ -948,7 +969,7 @@
       <w:r>
         <w:t xml:space="preserve"> </w:t>
       </w:r>
-      <w:hyperlink r:id="rId30">
+      <w:hyperlink r:id="rId20">
         <w:r>
           <w:rPr>
             <w:rStyle w:val="Hyperlink"/>
@@ -959,7 +980,7 @@
         </w:r>
       </w:hyperlink>
     </w:p>
-    <w:bookmarkEnd w:id="31"/>
+    <w:bookmarkEnd w:id="21"/>
     <w:sectPr/>
   </w:body>
 </w:document>

--- a/public/downloads/przykladowa-praca-magisterska-filologia-francuska.docx
+++ b/public/downloads/przykladowa-praca-magisterska-filologia-francuska.docx
@@ -881,7 +881,7 @@
         <w:pStyle w:val="Note"/>
       </w:pPr>
       <w:r>
-        <w:t xml:space="preserve">Ten wzór daje gotowy układ. Ebook prowadzi krok po kroku przez każdą część pracy: wybór tematu, rozdział teoretyczny, metodologię, analizę wyników, zakończenie i obronę. Szablony, checklisty i rozdział o etycznym korzystaniu z AI, 39 zł.</w:t>
+        <w:t xml:space="preserve">Ten wzór daje gotowy układ. Ebook prowadzi krok po kroku przez każdą część pracy: wybór tematu, rozdział teoretyczny, metodologię, analizę wyników, zakończenie i obronę. Szablony, checklisty i rozdział o etycznym korzystaniu z AI, 49 zł.</w:t>
       </w:r>
     </w:p>
     <w:p>
